--- a/public/启动指引.docx
+++ b/public/启动指引.docx
@@ -15,23 +15,62 @@
     </w:p>
     <w:p>
       <w:r>
+        <w:t>v2025.1.28.1440</w:t>
+      </w:r>
+    </w:p>
+    <w:p>
+      <w:pPr>
+        <w:rPr>
+          <w:rFonts w:hint="eastAsia"/>
+        </w:rPr>
+      </w:pPr>
+    </w:p>
+    <w:p>
+      <w:pPr>
+        <w:rPr>
+          <w:rFonts w:hint="eastAsia"/>
+        </w:rPr>
+      </w:pPr>
+      <w:r>
         <w:t>首先双击打开桌面上的“考勤系统”文件夹。</w:t>
       </w:r>
     </w:p>
-    <w:p/>
-    <w:p>
+    <w:p>
+      <w:pPr>
+        <w:rPr>
+          <w:rFonts w:hint="eastAsia"/>
+        </w:rPr>
+      </w:pPr>
+    </w:p>
+    <w:p>
+      <w:pPr>
+        <w:rPr>
+          <w:rFonts w:hint="eastAsia"/>
+        </w:rPr>
+      </w:pPr>
       <w:r>
         <w:t>然后双击运行“打开后端.cmd”文件，预期界面如下：</w:t>
       </w:r>
     </w:p>
-    <w:p/>
-    <w:p>
+    <w:p>
+      <w:pPr>
+        <w:rPr>
+          <w:rFonts w:hint="eastAsia"/>
+        </w:rPr>
+      </w:pPr>
+    </w:p>
+    <w:p>
+      <w:pPr>
+        <w:rPr>
+          <w:rFonts w:hint="eastAsia"/>
+        </w:rPr>
+      </w:pPr>
       <w:r>
         <w:rPr>
           <w:noProof/>
         </w:rPr>
         <w:drawing>
-          <wp:inline distT="0" distB="0" distL="0" distR="0" wp14:anchorId="6299446A" wp14:editId="54D91295">
+          <wp:inline distT="0" distB="0" distL="0" distR="0" wp14:anchorId="6299446A" wp14:editId="39BDD565">
             <wp:extent cx="5274310" cy="2920365"/>
             <wp:effectExtent l="0" t="0" r="2540" b="0"/>
             <wp:docPr id="483164690" name="图片 2" descr="文本&#10;&#10;描述已自动生成"/>
@@ -80,8 +119,19 @@
         </w:drawing>
       </w:r>
     </w:p>
-    <w:p/>
-    <w:p>
+    <w:p>
+      <w:pPr>
+        <w:rPr>
+          <w:rFonts w:hint="eastAsia"/>
+        </w:rPr>
+      </w:pPr>
+    </w:p>
+    <w:p>
+      <w:pPr>
+        <w:rPr>
+          <w:rFonts w:hint="eastAsia"/>
+        </w:rPr>
+      </w:pPr>
       <w:r>
         <w:t>如果出现了任何不在上述预期界面中的</w:t>
       </w:r>
@@ -117,18 +167,41 @@
         <w:t>这个窗口不可关闭，否则会导致系统异常。</w:t>
       </w:r>
     </w:p>
-    <w:p/>
-    <w:p>
+    <w:p>
+      <w:pPr>
+        <w:rPr>
+          <w:rFonts w:hint="eastAsia"/>
+        </w:rPr>
+      </w:pPr>
+    </w:p>
+    <w:p>
+      <w:pPr>
+        <w:rPr>
+          <w:rFonts w:hint="eastAsia"/>
+        </w:rPr>
+      </w:pPr>
       <w:r>
         <w:t>在后端已经运行的情况下，我们再双击运行“打开前端.cmd”文件，预期界面如下：</w:t>
       </w:r>
     </w:p>
-    <w:p/>
-    <w:p>
+    <w:p>
+      <w:pPr>
+        <w:rPr>
+          <w:rFonts w:hint="eastAsia"/>
+        </w:rPr>
+      </w:pPr>
+    </w:p>
+    <w:p>
+      <w:pPr>
+        <w:rPr>
+          <w:rFonts w:hint="eastAsia"/>
+        </w:rPr>
+      </w:pPr>
       <w:r>
         <w:rPr>
           <w:noProof/>
         </w:rPr>
+        <w:lastRenderedPageBreak/>
         <w:drawing>
           <wp:inline distT="0" distB="0" distL="0" distR="0" wp14:anchorId="50D00BE0" wp14:editId="629CDE74">
             <wp:extent cx="5274310" cy="2682240"/>
@@ -179,8 +252,19 @@
         </w:drawing>
       </w:r>
     </w:p>
-    <w:p/>
-    <w:p>
+    <w:p>
+      <w:pPr>
+        <w:rPr>
+          <w:rFonts w:hint="eastAsia"/>
+        </w:rPr>
+      </w:pPr>
+    </w:p>
+    <w:p>
+      <w:pPr>
+        <w:rPr>
+          <w:rFonts w:hint="eastAsia"/>
+        </w:rPr>
+      </w:pPr>
       <w:r>
         <w:rPr>
           <w:rFonts w:hint="eastAsia"/>
@@ -215,7 +299,13 @@
         <w:t>前端存在异常。</w:t>
       </w:r>
     </w:p>
-    <w:p/>
+    <w:p>
+      <w:pPr>
+        <w:rPr>
+          <w:rFonts w:hint="eastAsia"/>
+        </w:rPr>
+      </w:pPr>
+    </w:p>
     <w:p>
       <w:pPr>
         <w:rPr>
@@ -229,8 +319,19 @@
         <w:t>然后打开Vivaldi浏览器，点击收藏栏中的“主页 | 工人考勤系统”即可打开考勤系统。</w:t>
       </w:r>
     </w:p>
-    <w:p/>
-    <w:p>
+    <w:p>
+      <w:pPr>
+        <w:rPr>
+          <w:rFonts w:hint="eastAsia"/>
+        </w:rPr>
+      </w:pPr>
+    </w:p>
+    <w:p>
+      <w:pPr>
+        <w:rPr>
+          <w:rFonts w:hint="eastAsia"/>
+        </w:rPr>
+      </w:pPr>
       <w:r>
         <w:rPr>
           <w:noProof/>
@@ -275,6 +376,9 @@
     <w:p>
       <w:pPr>
         <w:pStyle w:val="2"/>
+        <w:rPr>
+          <w:rFonts w:hint="eastAsia"/>
+        </w:rPr>
       </w:pPr>
       <w:r>
         <w:rPr>
@@ -284,6 +388,11 @@
       </w:r>
     </w:p>
     <w:p>
+      <w:pPr>
+        <w:rPr>
+          <w:rFonts w:hint="eastAsia"/>
+        </w:rPr>
+      </w:pPr>
       <w:r>
         <w:rPr>
           <w:rFonts w:hint="eastAsia"/>
@@ -291,12 +400,24 @@
         <w:t>如果打开页面后出现下图中的情况：</w:t>
       </w:r>
     </w:p>
-    <w:p/>
-    <w:p>
+    <w:p>
+      <w:pPr>
+        <w:rPr>
+          <w:rFonts w:hint="eastAsia"/>
+        </w:rPr>
+      </w:pPr>
+    </w:p>
+    <w:p>
+      <w:pPr>
+        <w:rPr>
+          <w:rFonts w:hint="eastAsia"/>
+        </w:rPr>
+      </w:pPr>
       <w:r>
         <w:rPr>
           <w:noProof/>
         </w:rPr>
+        <w:lastRenderedPageBreak/>
         <w:drawing>
           <wp:inline distT="0" distB="0" distL="0" distR="0" wp14:anchorId="2BAE2081" wp14:editId="2E55A604">
             <wp:extent cx="5274310" cy="2828925"/>
@@ -334,8 +455,19 @@
         </w:drawing>
       </w:r>
     </w:p>
-    <w:p/>
-    <w:p>
+    <w:p>
+      <w:pPr>
+        <w:rPr>
+          <w:rFonts w:hint="eastAsia"/>
+        </w:rPr>
+      </w:pPr>
+    </w:p>
+    <w:p>
+      <w:pPr>
+        <w:rPr>
+          <w:rFonts w:hint="eastAsia"/>
+        </w:rPr>
+      </w:pPr>
       <w:r>
         <w:rPr>
           <w:rFonts w:hint="eastAsia"/>
@@ -343,18 +475,39 @@
         <w:t>则表示后端存在错误，可能是后端内部错误（极其罕见），可能是前后端间通信出现错误（极其罕见），更大的可能是后端没有运行。首先检查后端的窗口是否存在，如果存在，则表示发生了未知错误，请联系管理员。</w:t>
       </w:r>
     </w:p>
-    <w:p/>
-    <w:p>
-      <w:r>
-        <w:rPr>
-          <w:rFonts w:hint="eastAsia"/>
-        </w:rPr>
-        <w:lastRenderedPageBreak/>
+    <w:p>
+      <w:pPr>
+        <w:rPr>
+          <w:rFonts w:hint="eastAsia"/>
+        </w:rPr>
+      </w:pPr>
+    </w:p>
+    <w:p>
+      <w:pPr>
+        <w:rPr>
+          <w:rFonts w:hint="eastAsia"/>
+        </w:rPr>
+      </w:pPr>
+      <w:r>
+        <w:rPr>
+          <w:rFonts w:hint="eastAsia"/>
+        </w:rPr>
         <w:t>如果后端窗口不存在，则尝试再次运行“启动后端.cmd”，如果窗口成功打开，错误应该消除（如果未消除则表示发生了未知错误）。如果窗口一闪而过，请通过下列方式进行修复：</w:t>
       </w:r>
     </w:p>
-    <w:p/>
-    <w:p>
+    <w:p>
+      <w:pPr>
+        <w:rPr>
+          <w:rFonts w:hint="eastAsia"/>
+        </w:rPr>
+      </w:pPr>
+    </w:p>
+    <w:p>
+      <w:pPr>
+        <w:rPr>
+          <w:rFonts w:hint="eastAsia"/>
+        </w:rPr>
+      </w:pPr>
       <w:r>
         <w:rPr>
           <w:rFonts w:hint="eastAsia"/>
@@ -454,17 +607,50 @@
       </w:pPr>
     </w:p>
     <w:p>
-      <w:r>
-        <w:rPr>
-          <w:rFonts w:hint="eastAsia"/>
-        </w:rPr>
-        <w:t>首先任意选择一个红色底色的进程（一定要是红色而不是白色），尝试 右键-结束选择端口的进程，然后此时应该就不存在红色底色的进程了，然后运行“启动后端.cmd”，此时应该正常。如果依旧不正常，则表示发生了未知错误，请联系管理员。</w:t>
-      </w:r>
-    </w:p>
-    <w:p/>
+      <w:pPr>
+        <w:rPr>
+          <w:rFonts w:hint="eastAsia"/>
+        </w:rPr>
+      </w:pPr>
+      <w:r>
+        <w:rPr>
+          <w:rFonts w:hint="eastAsia"/>
+        </w:rPr>
+        <w:t>首先任意选择一个进程</w:t>
+      </w:r>
+      <w:r>
+        <w:rPr>
+          <w:rFonts w:hint="eastAsia"/>
+        </w:rPr>
+        <w:t>并且进程名称为pocketbase.exe（如果不存在这个进程而是其他的进</w:t>
+      </w:r>
+      <w:r>
+        <w:rPr>
+          <w:rFonts w:hint="eastAsia"/>
+        </w:rPr>
+        <w:lastRenderedPageBreak/>
+        <w:t>程，请联系管理员）</w:t>
+      </w:r>
+      <w:r>
+        <w:rPr>
+          <w:rFonts w:hint="eastAsia"/>
+        </w:rPr>
+        <w:t>，尝试 右键-结束选择端口的进程，然后运行“启动后端.cmd”，此时应该正常。如果依旧不正常，则表示发生了未知错误，请联系管理员。</w:t>
+      </w:r>
+    </w:p>
+    <w:p>
+      <w:pPr>
+        <w:rPr>
+          <w:rFonts w:hint="eastAsia"/>
+        </w:rPr>
+      </w:pPr>
+    </w:p>
     <w:p>
       <w:pPr>
         <w:pStyle w:val="2"/>
+        <w:rPr>
+          <w:rFonts w:hint="eastAsia"/>
+        </w:rPr>
       </w:pPr>
       <w:r>
         <w:rPr>
@@ -474,6 +660,11 @@
       </w:r>
     </w:p>
     <w:p>
+      <w:pPr>
+        <w:rPr>
+          <w:rFonts w:hint="eastAsia"/>
+        </w:rPr>
+      </w:pPr>
       <w:r>
         <w:rPr>
           <w:rFonts w:hint="eastAsia"/>
@@ -482,6 +673,11 @@
       </w:r>
     </w:p>
     <w:p>
+      <w:pPr>
+        <w:rPr>
+          <w:rFonts w:hint="eastAsia"/>
+        </w:rPr>
+      </w:pPr>
       <w:r>
         <w:rPr>
           <w:noProof/>
@@ -554,28 +750,169 @@
       </w:r>
     </w:p>
     <w:p>
+      <w:pPr>
+        <w:rPr>
+          <w:rFonts w:hint="eastAsia"/>
+        </w:rPr>
+      </w:pPr>
+      <w:r>
+        <w:rPr>
+          <w:rFonts w:hint="eastAsia"/>
+        </w:rPr>
+        <w:t>则首先应当检查前端窗口是否打开，如果在前端窗口打开的情况下依旧是这样，则表明发生了未知错误，请联系管理员。</w:t>
+      </w:r>
+    </w:p>
+    <w:p>
+      <w:pPr>
+        <w:rPr>
+          <w:rFonts w:hint="eastAsia"/>
+        </w:rPr>
+      </w:pPr>
+    </w:p>
+    <w:p>
+      <w:pPr>
+        <w:rPr>
+          <w:rFonts w:hint="eastAsia"/>
+        </w:rPr>
+      </w:pPr>
+      <w:r>
+        <w:rPr>
+          <w:rFonts w:hint="eastAsia"/>
+        </w:rPr>
+        <w:t>如果前端窗口没有打开，则再次尝试运行“启动前端.cmd”。如果窗口一闪而过，尝试下列方法：</w:t>
+      </w:r>
+    </w:p>
+    <w:p>
+      <w:pPr>
+        <w:rPr>
+          <w:rFonts w:hint="eastAsia"/>
+        </w:rPr>
+      </w:pPr>
+    </w:p>
+    <w:p>
+      <w:pPr>
+        <w:rPr>
+          <w:rFonts w:hint="eastAsia"/>
+        </w:rPr>
+      </w:pPr>
+      <w:r>
+        <w:rPr>
+          <w:rFonts w:hint="eastAsia"/>
+        </w:rPr>
+        <w:t>打开“考勤系统”文件夹下的“</w:t>
+      </w:r>
+      <w:r>
+        <w:rPr>
+          <w:rFonts w:hint="eastAsia"/>
+        </w:rPr>
+        <w:t>cports-x64</w:t>
+      </w:r>
+      <w:r>
+        <w:rPr>
+          <w:rFonts w:hint="eastAsia"/>
+        </w:rPr>
+        <w:t xml:space="preserve"> - 4172”文件夹，然后运行“</w:t>
+      </w:r>
+      <w:r>
+        <w:rPr>
+          <w:rFonts w:hint="eastAsia"/>
+        </w:rPr>
+        <w:t>cports.exe</w:t>
+      </w:r>
+      <w:r>
+        <w:rPr>
+          <w:rFonts w:hint="eastAsia"/>
+        </w:rPr>
+        <w:t>”，在正常的情况下，你应该看到类似于下图的情况，即显示进程的本地端口均为“4172”：</w:t>
+      </w:r>
+    </w:p>
+    <w:p>
+      <w:pPr>
+        <w:rPr>
+          <w:rFonts w:hint="eastAsia"/>
+        </w:rPr>
+      </w:pPr>
+    </w:p>
+    <w:p>
+      <w:pPr>
+        <w:rPr>
+          <w:rFonts w:hint="eastAsia"/>
+        </w:rPr>
+      </w:pPr>
+      <w:r>
+        <w:rPr>
+          <w:noProof/>
+        </w:rPr>
+        <w:drawing>
+          <wp:inline distT="0" distB="0" distL="0" distR="0" wp14:anchorId="36C76900" wp14:editId="6AE1E398">
+            <wp:extent cx="5274310" cy="2417445"/>
+            <wp:effectExtent l="0" t="0" r="2540" b="1905"/>
+            <wp:docPr id="77049565" name="图片 1" descr="图形用户界面, 文本, 应用程序, 电子邮件&#10;&#10;描述已自动生成"/>
+            <wp:cNvGraphicFramePr>
+              <a:graphicFrameLocks xmlns:a="http://schemas.openxmlformats.org/drawingml/2006/main" noChangeAspect="1"/>
+            </wp:cNvGraphicFramePr>
+            <a:graphic xmlns:a="http://schemas.openxmlformats.org/drawingml/2006/main">
+              <a:graphicData uri="http://schemas.openxmlformats.org/drawingml/2006/picture">
+                <pic:pic xmlns:pic="http://schemas.openxmlformats.org/drawingml/2006/picture">
+                  <pic:nvPicPr>
+                    <pic:cNvPr id="77049565" name="图片 1" descr="图形用户界面, 文本, 应用程序, 电子邮件&#10;&#10;描述已自动生成"/>
+                    <pic:cNvPicPr/>
+                  </pic:nvPicPr>
+                  <pic:blipFill>
+                    <a:blip r:embed="rId10"/>
+                    <a:stretch>
+                      <a:fillRect/>
+                    </a:stretch>
+                  </pic:blipFill>
+                  <pic:spPr>
+                    <a:xfrm>
+                      <a:off x="0" y="0"/>
+                      <a:ext cx="5274310" cy="2417445"/>
+                    </a:xfrm>
+                    <a:prstGeom prst="rect">
+                      <a:avLst/>
+                    </a:prstGeom>
+                  </pic:spPr>
+                </pic:pic>
+              </a:graphicData>
+            </a:graphic>
+          </wp:inline>
+        </w:drawing>
+      </w:r>
+    </w:p>
+    <w:p>
+      <w:pPr>
+        <w:rPr>
+          <w:rFonts w:hint="eastAsia"/>
+        </w:rPr>
+      </w:pPr>
+    </w:p>
+    <w:p>
+      <w:pPr>
+        <w:rPr>
+          <w:rFonts w:hint="eastAsia"/>
+        </w:rPr>
+      </w:pPr>
+      <w:r>
+        <w:rPr>
+          <w:rFonts w:hint="eastAsia"/>
+        </w:rPr>
+        <w:t>首先任意选择一个进程，并且进程名为node.exe（如果不存在这个进程而是其他的进程，请</w:t>
+      </w:r>
       <w:r>
         <w:rPr>
           <w:rFonts w:hint="eastAsia"/>
         </w:rPr>
         <w:lastRenderedPageBreak/>
-        <w:t>则首先应当检查前端窗口是否打开，如果在前端窗口打开的情况下依旧是这样，则表明发生了未知错误，请联系管理员。</w:t>
-      </w:r>
-    </w:p>
-    <w:p/>
-    <w:p>
-      <w:pPr>
-        <w:pStyle w:val="1"/>
-        <w:rPr>
-          <w:rFonts w:hint="eastAsia"/>
-        </w:rPr>
-      </w:pPr>
-      <w:r>
-        <w:rPr>
-          <w:rFonts w:hint="eastAsia"/>
-        </w:rPr>
-        <w:t>系统操作指引启动</w:t>
-      </w:r>
+        <w:t>联系管理员），尝试 右键-结束选择端口的进程，然后运行“启动后端.cmd”，此时应该正常。如果依旧不正常，则表示发生了未知错误，请联系管理员。</w:t>
+      </w:r>
+    </w:p>
+    <w:p>
+      <w:pPr>
+        <w:rPr>
+          <w:rFonts w:hint="eastAsia"/>
+        </w:rPr>
+      </w:pPr>
     </w:p>
     <w:sectPr>
       <w:pgSz w:w="11906" w:h="16838"/>
@@ -983,6 +1320,7 @@
   <w:style w:type="paragraph" w:default="1" w:styleId="a">
     <w:name w:val="Normal"/>
     <w:qFormat/>
+    <w:rsid w:val="002C3B47"/>
     <w:pPr>
       <w:widowControl w:val="0"/>
       <w:jc w:val="both"/>

--- a/public/启动指引.docx
+++ b/public/启动指引.docx
@@ -5,6 +5,9 @@
     <w:p>
       <w:pPr>
         <w:pStyle w:val="1"/>
+        <w:rPr>
+          <w:rFonts w:hint="eastAsia"/>
+        </w:rPr>
       </w:pPr>
       <w:r>
         <w:rPr>
@@ -14,6 +17,11 @@
       </w:r>
     </w:p>
     <w:p>
+      <w:pPr>
+        <w:rPr>
+          <w:rFonts w:hint="eastAsia"/>
+        </w:rPr>
+      </w:pPr>
       <w:r>
         <w:t>v2025.1.28.1440</w:t>
       </w:r>
@@ -70,7 +78,7 @@
           <w:noProof/>
         </w:rPr>
         <w:drawing>
-          <wp:inline distT="0" distB="0" distL="0" distR="0" wp14:anchorId="6299446A" wp14:editId="39BDD565">
+          <wp:inline distT="0" distB="0" distL="0" distR="0" wp14:anchorId="6299446A" wp14:editId="5A4D1876">
             <wp:extent cx="5274310" cy="2920365"/>
             <wp:effectExtent l="0" t="0" r="2540" b="0"/>
             <wp:docPr id="483164690" name="图片 2" descr="文本&#10;&#10;描述已自动生成"/>
@@ -87,7 +95,7 @@
                     </pic:cNvPicPr>
                   </pic:nvPicPr>
                   <pic:blipFill>
-                    <a:blip r:embed="rId4" cstate="print">
+                    <a:blip r:embed="rId6" cstate="print">
                       <a:extLst>
                         <a:ext uri="{28A0092B-C50C-407E-A947-70E740481C1C}">
                           <a14:useLocalDpi xmlns:a14="http://schemas.microsoft.com/office/drawing/2010/main" val="0"/>
@@ -220,7 +228,7 @@
                     </pic:cNvPicPr>
                   </pic:nvPicPr>
                   <pic:blipFill>
-                    <a:blip r:embed="rId5">
+                    <a:blip r:embed="rId7">
                       <a:extLst>
                         <a:ext uri="{28A0092B-C50C-407E-A947-70E740481C1C}">
                           <a14:useLocalDpi xmlns:a14="http://schemas.microsoft.com/office/drawing/2010/main" val="0"/>
@@ -307,16 +315,55 @@
       </w:pPr>
     </w:p>
     <w:p>
-      <w:pPr>
-        <w:rPr>
-          <w:rFonts w:hint="eastAsia"/>
-        </w:rPr>
-      </w:pPr>
       <w:r>
         <w:rPr>
           <w:rFonts w:hint="eastAsia"/>
         </w:rPr>
         <w:t>然后打开Vivaldi浏览器，点击收藏栏中的“主页 | 工人考勤系统”即可打开考勤系统。</w:t>
+      </w:r>
+    </w:p>
+    <w:p/>
+    <w:p>
+      <w:pPr>
+        <w:rPr>
+          <w:rFonts w:hint="eastAsia"/>
+        </w:rPr>
+      </w:pPr>
+      <w:r>
+        <w:rPr>
+          <w:rFonts w:hint="eastAsia"/>
+        </w:rPr>
+        <w:t xml:space="preserve">如果收藏栏中收藏消失，或者收藏栏意外的不可见，请复制此网址 </w:t>
+      </w:r>
+      <w:hyperlink r:id="rId8" w:history="1">
+        <w:r>
+          <w:rPr>
+            <w:rStyle w:val="af2"/>
+            <w:rFonts w:hint="eastAsia"/>
+          </w:rPr>
+          <w:t>http://127.0.0.1:4172</w:t>
+        </w:r>
+      </w:hyperlink>
+      <w:r>
+        <w:rPr>
+          <w:rFonts w:hint="eastAsia"/>
+        </w:rPr>
+        <w:t xml:space="preserve"> 到浏览器地址栏中访问。或者按住ctrl键，将鼠标悬浮到上面窗口下面的 </w:t>
+      </w:r>
+      <w:hyperlink r:id="rId9" w:history="1">
+        <w:r>
+          <w:rPr>
+            <w:rStyle w:val="af2"/>
+            <w:rFonts w:hint="eastAsia"/>
+          </w:rPr>
+          <w:t>http://127.0.0.1:4172</w:t>
+        </w:r>
+      </w:hyperlink>
+      <w:r>
+        <w:rPr>
+          <w:rFonts w:hint="eastAsia"/>
+        </w:rPr>
+        <w:t xml:space="preserve"> 位置点击也可打开。</w:t>
       </w:r>
     </w:p>
     <w:p>
@@ -352,7 +399,7 @@
                     <pic:cNvPicPr/>
                   </pic:nvPicPr>
                   <pic:blipFill>
-                    <a:blip r:embed="rId6"/>
+                    <a:blip r:embed="rId10"/>
                     <a:stretch>
                       <a:fillRect/>
                     </a:stretch>
@@ -434,7 +481,7 @@
                     <pic:cNvPicPr/>
                   </pic:nvPicPr>
                   <pic:blipFill>
-                    <a:blip r:embed="rId7"/>
+                    <a:blip r:embed="rId11"/>
                     <a:stretch>
                       <a:fillRect/>
                     </a:stretch>
@@ -578,7 +625,7 @@
                     <pic:cNvPicPr/>
                   </pic:nvPicPr>
                   <pic:blipFill>
-                    <a:blip r:embed="rId8"/>
+                    <a:blip r:embed="rId12"/>
                     <a:stretch>
                       <a:fillRect/>
                     </a:stretch>
@@ -698,7 +745,7 @@
                     <pic:cNvPicPr/>
                   </pic:nvPicPr>
                   <pic:blipFill>
-                    <a:blip r:embed="rId9"/>
+                    <a:blip r:embed="rId13"/>
                     <a:stretch>
                       <a:fillRect/>
                     </a:stretch>
@@ -859,7 +906,7 @@
                     <pic:cNvPicPr/>
                   </pic:nvPicPr>
                   <pic:blipFill>
-                    <a:blip r:embed="rId10"/>
+                    <a:blip r:embed="rId14"/>
                     <a:stretch>
                       <a:fillRect/>
                     </a:stretch>
@@ -922,6 +969,64 @@
     </w:sectPr>
   </w:body>
 </w:document>
+</file>
+
+<file path=word/endnotes.xml><?xml version="1.0" encoding="utf-8"?>
+<w:endnotes xmlns:wpc="http://schemas.microsoft.com/office/word/2010/wordprocessingCanvas" xmlns:cx="http://schemas.microsoft.com/office/drawing/2014/chartex" xmlns:cx1="http://schemas.microsoft.com/office/drawing/2015/9/8/chartex" xmlns:cx2="http://schemas.microsoft.com/office/drawing/2015/10/21/chartex" xmlns:cx3="http://schemas.microsoft.com/office/drawing/2016/5/9/chartex" xmlns:cx4="http://schemas.microsoft.com/office/drawing/2016/5/10/chartex" xmlns:cx5="http://schemas.microsoft.com/office/drawing/2016/5/11/chartex" xmlns:cx6="http://schemas.microsoft.com/office/drawing/2016/5/12/chartex" xmlns:cx7="http://schemas.microsoft.com/office/drawing/2016/5/13/chartex" xmlns:cx8="http://schemas.microsoft.com/office/drawing/2016/5/14/chartex" xmlns:mc="http://schemas.openxmlformats.org/markup-compatibility/2006" xmlns:aink="http://schemas.microsoft.com/office/drawing/2016/ink" xmlns:am3d="http://schemas.microsoft.com/office/drawing/2017/model3d" xmlns:o="urn:schemas-microsoft-com:office:office" xmlns:oel="http://schemas.microsoft.com/office/2019/extlst" xmlns:r="http://schemas.openxmlformats.org/officeDocument/2006/relationships" xmlns:m="http://schemas.openxmlformats.org/officeDocument/2006/math" xmlns:v="urn:schemas-microsoft-com:vml" xmlns:wp14="http://schemas.microsoft.com/office/word/2010/wordprocessingDrawing" xmlns:wp="http://schemas.openxmlformats.org/drawingml/2006/wordprocessingDrawing" xmlns:w10="urn:schemas-microsoft-com:office:word" xmlns:w="http://schemas.openxmlformats.org/wordprocessingml/2006/main" xmlns:w14="http://schemas.microsoft.com/office/word/2010/wordml" xmlns:w15="http://schemas.microsoft.com/office/word/2012/wordml" xmlns:w16cex="http://schemas.microsoft.com/office/word/2018/wordml/cex" xmlns:w16cid="http://schemas.microsoft.com/office/word/2016/wordml/cid" xmlns:w16="http://schemas.microsoft.com/office/word/2018/wordml" xmlns:w16du="http://schemas.microsoft.com/office/word/2023/wordml/word16du" xmlns:w16sdtdh="http://schemas.microsoft.com/office/word/2020/wordml/sdtdatahash" xmlns:w16sdtfl="http://schemas.microsoft.com/office/word/2024/wordml/sdtformatlock" xmlns:w16se="http://schemas.microsoft.com/office/word/2015/wordml/symex" xmlns:wpg="http://schemas.microsoft.com/office/word/2010/wordprocessingGroup" xmlns:wpi="http://schemas.microsoft.com/office/word/2010/wordprocessingInk" xmlns:wne="http://schemas.microsoft.com/office/word/2006/wordml" xmlns:wps="http://schemas.microsoft.com/office/word/2010/wordprocessingShape" mc:Ignorable="w14 w15 w16se w16cid w16 w16cex w16sdtdh w16sdtfl w16du wp14">
+  <w:endnote w:type="separator" w:id="-1">
+    <w:p>
+      <w:pPr>
+        <w:rPr>
+          <w:rFonts w:hint="eastAsia"/>
+        </w:rPr>
+      </w:pPr>
+      <w:r>
+        <w:separator/>
+      </w:r>
+    </w:p>
+  </w:endnote>
+  <w:endnote w:type="continuationSeparator" w:id="0">
+    <w:p>
+      <w:pPr>
+        <w:rPr>
+          <w:rFonts w:hint="eastAsia"/>
+        </w:rPr>
+      </w:pPr>
+      <w:r>
+        <w:continuationSeparator/>
+      </w:r>
+    </w:p>
+  </w:endnote>
+</w:endnotes>
+</file>
+
+<file path=word/footnotes.xml><?xml version="1.0" encoding="utf-8"?>
+<w:footnotes xmlns:wpc="http://schemas.microsoft.com/office/word/2010/wordprocessingCanvas" xmlns:cx="http://schemas.microsoft.com/office/drawing/2014/chartex" xmlns:cx1="http://schemas.microsoft.com/office/drawing/2015/9/8/chartex" xmlns:cx2="http://schemas.microsoft.com/office/drawing/2015/10/21/chartex" xmlns:cx3="http://schemas.microsoft.com/office/drawing/2016/5/9/chartex" xmlns:cx4="http://schemas.microsoft.com/office/drawing/2016/5/10/chartex" xmlns:cx5="http://schemas.microsoft.com/office/drawing/2016/5/11/chartex" xmlns:cx6="http://schemas.microsoft.com/office/drawing/2016/5/12/chartex" xmlns:cx7="http://schemas.microsoft.com/office/drawing/2016/5/13/chartex" xmlns:cx8="http://schemas.microsoft.com/office/drawing/2016/5/14/chartex" xmlns:mc="http://schemas.openxmlformats.org/markup-compatibility/2006" xmlns:aink="http://schemas.microsoft.com/office/drawing/2016/ink" xmlns:am3d="http://schemas.microsoft.com/office/drawing/2017/model3d" xmlns:o="urn:schemas-microsoft-com:office:office" xmlns:oel="http://schemas.microsoft.com/office/2019/extlst" xmlns:r="http://schemas.openxmlformats.org/officeDocument/2006/relationships" xmlns:m="http://schemas.openxmlformats.org/officeDocument/2006/math" xmlns:v="urn:schemas-microsoft-com:vml" xmlns:wp14="http://schemas.microsoft.com/office/word/2010/wordprocessingDrawing" xmlns:wp="http://schemas.openxmlformats.org/drawingml/2006/wordprocessingDrawing" xmlns:w10="urn:schemas-microsoft-com:office:word" xmlns:w="http://schemas.openxmlformats.org/wordprocessingml/2006/main" xmlns:w14="http://schemas.microsoft.com/office/word/2010/wordml" xmlns:w15="http://schemas.microsoft.com/office/word/2012/wordml" xmlns:w16cex="http://schemas.microsoft.com/office/word/2018/wordml/cex" xmlns:w16cid="http://schemas.microsoft.com/office/word/2016/wordml/cid" xmlns:w16="http://schemas.microsoft.com/office/word/2018/wordml" xmlns:w16du="http://schemas.microsoft.com/office/word/2023/wordml/word16du" xmlns:w16sdtdh="http://schemas.microsoft.com/office/word/2020/wordml/sdtdatahash" xmlns:w16sdtfl="http://schemas.microsoft.com/office/word/2024/wordml/sdtformatlock" xmlns:w16se="http://schemas.microsoft.com/office/word/2015/wordml/symex" xmlns:wpg="http://schemas.microsoft.com/office/word/2010/wordprocessingGroup" xmlns:wpi="http://schemas.microsoft.com/office/word/2010/wordprocessingInk" xmlns:wne="http://schemas.microsoft.com/office/word/2006/wordml" xmlns:wps="http://schemas.microsoft.com/office/word/2010/wordprocessingShape" mc:Ignorable="w14 w15 w16se w16cid w16 w16cex w16sdtdh w16sdtfl w16du wp14">
+  <w:footnote w:type="separator" w:id="-1">
+    <w:p>
+      <w:pPr>
+        <w:rPr>
+          <w:rFonts w:hint="eastAsia"/>
+        </w:rPr>
+      </w:pPr>
+      <w:r>
+        <w:separator/>
+      </w:r>
+    </w:p>
+  </w:footnote>
+  <w:footnote w:type="continuationSeparator" w:id="0">
+    <w:p>
+      <w:pPr>
+        <w:rPr>
+          <w:rFonts w:hint="eastAsia"/>
+        </w:rPr>
+      </w:pPr>
+      <w:r>
+        <w:continuationSeparator/>
+      </w:r>
+    </w:p>
+  </w:footnote>
+</w:footnotes>
 </file>
 
 <file path=word/styles.xml><?xml version="1.0" encoding="utf-8"?>
@@ -1527,6 +1632,7 @@
   <w:style w:type="character" w:default="1" w:styleId="a0">
     <w:name w:val="Default Paragraph Font"/>
     <w:uiPriority w:val="1"/>
+    <w:semiHidden/>
     <w:unhideWhenUsed/>
   </w:style>
   <w:style w:type="table" w:default="1" w:styleId="a1">
@@ -1842,6 +1948,91 @@
       <w:smallCaps/>
       <w:color w:val="0F4761" w:themeColor="accent1" w:themeShade="BF"/>
       <w:spacing w:val="5"/>
+    </w:rPr>
+  </w:style>
+  <w:style w:type="paragraph" w:styleId="ae">
+    <w:name w:val="header"/>
+    <w:basedOn w:val="a"/>
+    <w:link w:val="af"/>
+    <w:uiPriority w:val="99"/>
+    <w:unhideWhenUsed/>
+    <w:rsid w:val="00D55B74"/>
+    <w:pPr>
+      <w:tabs>
+        <w:tab w:val="center" w:pos="4153"/>
+        <w:tab w:val="right" w:pos="8306"/>
+      </w:tabs>
+      <w:snapToGrid w:val="0"/>
+      <w:jc w:val="center"/>
+    </w:pPr>
+    <w:rPr>
+      <w:sz w:val="18"/>
+      <w:szCs w:val="18"/>
+    </w:rPr>
+  </w:style>
+  <w:style w:type="character" w:customStyle="1" w:styleId="af">
+    <w:name w:val="页眉 字符"/>
+    <w:basedOn w:val="a0"/>
+    <w:link w:val="ae"/>
+    <w:uiPriority w:val="99"/>
+    <w:rsid w:val="00D55B74"/>
+    <w:rPr>
+      <w:sz w:val="18"/>
+      <w:szCs w:val="18"/>
+    </w:rPr>
+  </w:style>
+  <w:style w:type="paragraph" w:styleId="af0">
+    <w:name w:val="footer"/>
+    <w:basedOn w:val="a"/>
+    <w:link w:val="af1"/>
+    <w:uiPriority w:val="99"/>
+    <w:unhideWhenUsed/>
+    <w:rsid w:val="00D55B74"/>
+    <w:pPr>
+      <w:tabs>
+        <w:tab w:val="center" w:pos="4153"/>
+        <w:tab w:val="right" w:pos="8306"/>
+      </w:tabs>
+      <w:snapToGrid w:val="0"/>
+      <w:jc w:val="left"/>
+    </w:pPr>
+    <w:rPr>
+      <w:sz w:val="18"/>
+      <w:szCs w:val="18"/>
+    </w:rPr>
+  </w:style>
+  <w:style w:type="character" w:customStyle="1" w:styleId="af1">
+    <w:name w:val="页脚 字符"/>
+    <w:basedOn w:val="a0"/>
+    <w:link w:val="af0"/>
+    <w:uiPriority w:val="99"/>
+    <w:rsid w:val="00D55B74"/>
+    <w:rPr>
+      <w:sz w:val="18"/>
+      <w:szCs w:val="18"/>
+    </w:rPr>
+  </w:style>
+  <w:style w:type="character" w:styleId="af2">
+    <w:name w:val="Hyperlink"/>
+    <w:basedOn w:val="a0"/>
+    <w:uiPriority w:val="99"/>
+    <w:unhideWhenUsed/>
+    <w:rsid w:val="00D55B74"/>
+    <w:rPr>
+      <w:color w:val="467886" w:themeColor="hyperlink"/>
+      <w:u w:val="single"/>
+    </w:rPr>
+  </w:style>
+  <w:style w:type="character" w:styleId="af3">
+    <w:name w:val="Unresolved Mention"/>
+    <w:basedOn w:val="a0"/>
+    <w:uiPriority w:val="99"/>
+    <w:semiHidden/>
+    <w:unhideWhenUsed/>
+    <w:rsid w:val="00D55B74"/>
+    <w:rPr>
+      <w:color w:val="605E5C"/>
+      <w:shd w:val="clear" w:color="auto" w:fill="E1DFDD"/>
     </w:rPr>
   </w:style>
 </w:styles>

--- a/public/启动指引.docx
+++ b/public/启动指引.docx
@@ -78,7 +78,7 @@
           <w:noProof/>
         </w:rPr>
         <w:drawing>
-          <wp:inline distT="0" distB="0" distL="0" distR="0" wp14:anchorId="6299446A" wp14:editId="5A4D1876">
+          <wp:inline distT="0" distB="0" distL="0" distR="0" wp14:anchorId="6299446A" wp14:editId="79A742D5">
             <wp:extent cx="5274310" cy="2920365"/>
             <wp:effectExtent l="0" t="0" r="2540" b="0"/>
             <wp:docPr id="483164690" name="图片 2" descr="文本&#10;&#10;描述已自动生成"/>
@@ -315,6 +315,11 @@
       </w:pPr>
     </w:p>
     <w:p>
+      <w:pPr>
+        <w:rPr>
+          <w:rFonts w:hint="eastAsia"/>
+        </w:rPr>
+      </w:pPr>
       <w:r>
         <w:rPr>
           <w:rFonts w:hint="eastAsia"/>
@@ -322,7 +327,13 @@
         <w:t>然后打开Vivaldi浏览器，点击收藏栏中的“主页 | 工人考勤系统”即可打开考勤系统。</w:t>
       </w:r>
     </w:p>
-    <w:p/>
+    <w:p>
+      <w:pPr>
+        <w:rPr>
+          <w:rFonts w:hint="eastAsia"/>
+        </w:rPr>
+      </w:pPr>
+    </w:p>
     <w:p>
       <w:pPr>
         <w:rPr>
@@ -423,9 +434,6 @@
     <w:p>
       <w:pPr>
         <w:pStyle w:val="2"/>
-        <w:rPr>
-          <w:rFonts w:hint="eastAsia"/>
-        </w:rPr>
       </w:pPr>
       <w:r>
         <w:rPr>
@@ -436,6 +444,69 @@
     </w:p>
     <w:p>
       <w:pPr>
+        <w:pStyle w:val="3"/>
+      </w:pPr>
+      <w:r>
+        <w:rPr>
+          <w:rFonts w:hint="eastAsia"/>
+        </w:rPr>
+        <w:t>情况1</w:t>
+      </w:r>
+    </w:p>
+    <w:p>
+      <w:r>
+        <w:rPr>
+          <w:rFonts w:hint="eastAsia"/>
+        </w:rPr>
+        <w:t>运行启动后端.cmd出现：</w:t>
+      </w:r>
+    </w:p>
+    <w:p>
+      <w:r>
+        <w:rPr>
+          <w:rFonts w:hint="eastAsia"/>
+        </w:rPr>
+        <w:lastRenderedPageBreak/>
+        <w:t>Error: listen tcp 127.0.0.1:29401: bind: An attempt was made to access a socket in a way forbidden by its access permissions.</w:t>
+      </w:r>
+    </w:p>
+    <w:p>
+      <w:r>
+        <w:rPr>
+          <w:rFonts w:hint="eastAsia"/>
+        </w:rPr>
+        <w:t>运行重启winnat服务.cmd，显示成功停止服务和启动服务之后，再尝试启动后端。</w:t>
+      </w:r>
+    </w:p>
+    <w:p>
+      <w:pPr>
+        <w:rPr>
+          <w:rFonts w:hint="eastAsia"/>
+        </w:rPr>
+      </w:pPr>
+      <w:r>
+        <w:rPr>
+          <w:rFonts w:hint="eastAsia"/>
+        </w:rPr>
+        <w:t>如果还是报错，联系管理员。</w:t>
+      </w:r>
+    </w:p>
+    <w:p>
+      <w:pPr>
+        <w:pStyle w:val="3"/>
+        <w:rPr>
+          <w:rFonts w:hint="eastAsia"/>
+        </w:rPr>
+      </w:pPr>
+      <w:r>
+        <w:rPr>
+          <w:rFonts w:hint="eastAsia"/>
+        </w:rPr>
+        <w:t>情况2</w:t>
+      </w:r>
+    </w:p>
+    <w:p>
+      <w:pPr>
         <w:rPr>
           <w:rFonts w:hint="eastAsia"/>
         </w:rPr>
@@ -464,7 +535,6 @@
         <w:rPr>
           <w:noProof/>
         </w:rPr>
-        <w:lastRenderedPageBreak/>
         <w:drawing>
           <wp:inline distT="0" distB="0" distL="0" distR="0" wp14:anchorId="2BAE2081" wp14:editId="2E55A604">
             <wp:extent cx="5274310" cy="2828925"/>
@@ -609,6 +679,7 @@
         <w:rPr>
           <w:noProof/>
         </w:rPr>
+        <w:lastRenderedPageBreak/>
         <w:drawing>
           <wp:inline distT="0" distB="0" distL="0" distR="0" wp14:anchorId="7F952AAB" wp14:editId="16497348">
             <wp:extent cx="5274310" cy="3143885"/>
@@ -669,14 +740,7 @@
         <w:rPr>
           <w:rFonts w:hint="eastAsia"/>
         </w:rPr>
-        <w:t>并且进程名称为pocketbase.exe（如果不存在这个进程而是其他的进</w:t>
-      </w:r>
-      <w:r>
-        <w:rPr>
-          <w:rFonts w:hint="eastAsia"/>
-        </w:rPr>
-        <w:lastRenderedPageBreak/>
-        <w:t>程，请联系管理员）</w:t>
+        <w:t>并且进程名称为pocketbase.exe（如果不存在这个进程而是其他的进程，请联系管理员）</w:t>
       </w:r>
       <w:r>
         <w:rPr>
@@ -846,6 +910,7 @@
         <w:rPr>
           <w:rFonts w:hint="eastAsia"/>
         </w:rPr>
+        <w:lastRenderedPageBreak/>
         <w:t>打开“考勤系统”文件夹下的“</w:t>
       </w:r>
       <w:r>
@@ -944,14 +1009,7 @@
         <w:rPr>
           <w:rFonts w:hint="eastAsia"/>
         </w:rPr>
-        <w:t>首先任意选择一个进程，并且进程名为node.exe（如果不存在这个进程而是其他的进程，请</w:t>
-      </w:r>
-      <w:r>
-        <w:rPr>
-          <w:rFonts w:hint="eastAsia"/>
-        </w:rPr>
-        <w:lastRenderedPageBreak/>
-        <w:t>联系管理员），尝试 右键-结束选择端口的进程，然后运行“启动后端.cmd”，此时应该正常。如果依旧不正常，则表示发生了未知错误，请联系管理员。</w:t>
+        <w:t>首先任意选择一个进程，并且进程名为node.exe（如果不存在这个进程而是其他的进程，请联系管理员），尝试 右键-结束选择端口的进程，然后运行“启动后端.cmd”，此时应该正常。如果依旧不正常，则表示发生了未知错误，请联系管理员。</w:t>
       </w:r>
     </w:p>
     <w:p>
@@ -1480,7 +1538,6 @@
     <w:next w:val="a"/>
     <w:link w:val="30"/>
     <w:uiPriority w:val="9"/>
-    <w:semiHidden/>
     <w:unhideWhenUsed/>
     <w:qFormat/>
     <w:rsid w:val="00A06027"/>
@@ -1687,7 +1744,6 @@
     <w:basedOn w:val="a0"/>
     <w:link w:val="3"/>
     <w:uiPriority w:val="9"/>
-    <w:semiHidden/>
     <w:rsid w:val="00A06027"/>
     <w:rPr>
       <w:rFonts w:asciiTheme="majorHAnsi" w:eastAsiaTheme="majorEastAsia" w:hAnsiTheme="majorHAnsi" w:cstheme="majorBidi"/>

--- a/public/启动指引.docx
+++ b/public/启动指引.docx
@@ -78,7 +78,7 @@
           <w:noProof/>
         </w:rPr>
         <w:drawing>
-          <wp:inline distT="0" distB="0" distL="0" distR="0" wp14:anchorId="6299446A" wp14:editId="79A742D5">
+          <wp:inline distT="0" distB="0" distL="0" distR="0" wp14:anchorId="6299446A" wp14:editId="350CB61D">
             <wp:extent cx="5274310" cy="2920365"/>
             <wp:effectExtent l="0" t="0" r="2540" b="0"/>
             <wp:docPr id="483164690" name="图片 2" descr="文本&#10;&#10;描述已自动生成"/>
@@ -260,6 +260,58 @@
         </w:drawing>
       </w:r>
     </w:p>
+    <w:p/>
+    <w:p>
+      <w:r>
+        <w:rPr>
+          <w:rFonts w:hint="eastAsia"/>
+        </w:rPr>
+        <w:t>或者是这个界面：</w:t>
+      </w:r>
+    </w:p>
+    <w:p/>
+    <w:p>
+      <w:r>
+        <w:rPr>
+          <w:noProof/>
+        </w:rPr>
+        <w:drawing>
+          <wp:inline distT="0" distB="0" distL="0" distR="0" wp14:anchorId="76B0771C" wp14:editId="6AD6626F">
+            <wp:extent cx="5143500" cy="2590800"/>
+            <wp:effectExtent l="0" t="0" r="0" b="0"/>
+            <wp:docPr id="965670059" name="图片 1"/>
+            <wp:cNvGraphicFramePr>
+              <a:graphicFrameLocks xmlns:a="http://schemas.openxmlformats.org/drawingml/2006/main" noChangeAspect="1"/>
+            </wp:cNvGraphicFramePr>
+            <a:graphic xmlns:a="http://schemas.openxmlformats.org/drawingml/2006/main">
+              <a:graphicData uri="http://schemas.openxmlformats.org/drawingml/2006/picture">
+                <pic:pic xmlns:pic="http://schemas.openxmlformats.org/drawingml/2006/picture">
+                  <pic:nvPicPr>
+                    <pic:cNvPr id="965670059" name=""/>
+                    <pic:cNvPicPr/>
+                  </pic:nvPicPr>
+                  <pic:blipFill>
+                    <a:blip r:embed="rId8"/>
+                    <a:stretch>
+                      <a:fillRect/>
+                    </a:stretch>
+                  </pic:blipFill>
+                  <pic:spPr>
+                    <a:xfrm>
+                      <a:off x="0" y="0"/>
+                      <a:ext cx="5143500" cy="2590800"/>
+                    </a:xfrm>
+                    <a:prstGeom prst="rect">
+                      <a:avLst/>
+                    </a:prstGeom>
+                  </pic:spPr>
+                </pic:pic>
+              </a:graphicData>
+            </a:graphic>
+          </wp:inline>
+        </w:drawing>
+      </w:r>
+    </w:p>
     <w:p>
       <w:pPr>
         <w:rPr>
@@ -345,21 +397,6 @@
           <w:rFonts w:hint="eastAsia"/>
         </w:rPr>
         <w:t xml:space="preserve">如果收藏栏中收藏消失，或者收藏栏意外的不可见，请复制此网址 </w:t>
-      </w:r>
-      <w:hyperlink r:id="rId8" w:history="1">
-        <w:r>
-          <w:rPr>
-            <w:rStyle w:val="af2"/>
-            <w:rFonts w:hint="eastAsia"/>
-          </w:rPr>
-          <w:t>http://127.0.0.1:4172</w:t>
-        </w:r>
-      </w:hyperlink>
-      <w:r>
-        <w:rPr>
-          <w:rFonts w:hint="eastAsia"/>
-        </w:rPr>
-        <w:t xml:space="preserve"> 到浏览器地址栏中访问。或者按住ctrl键，将鼠标悬浮到上面窗口下面的 </w:t>
       </w:r>
       <w:hyperlink r:id="rId9" w:history="1">
         <w:r>
@@ -374,6 +411,21 @@
         <w:rPr>
           <w:rFonts w:hint="eastAsia"/>
         </w:rPr>
+        <w:t xml:space="preserve"> 到浏览器地址栏中访问。或者按住ctrl键，将鼠标悬浮到上面窗口下面的 </w:t>
+      </w:r>
+      <w:hyperlink r:id="rId10" w:history="1">
+        <w:r>
+          <w:rPr>
+            <w:rStyle w:val="af2"/>
+            <w:rFonts w:hint="eastAsia"/>
+          </w:rPr>
+          <w:t>http://127.0.0.1:4172</w:t>
+        </w:r>
+      </w:hyperlink>
+      <w:r>
+        <w:rPr>
+          <w:rFonts w:hint="eastAsia"/>
+        </w:rPr>
         <w:t xml:space="preserve"> 位置点击也可打开。</w:t>
       </w:r>
     </w:p>
@@ -394,6 +446,7 @@
         <w:rPr>
           <w:noProof/>
         </w:rPr>
+        <w:lastRenderedPageBreak/>
         <w:drawing>
           <wp:inline distT="0" distB="0" distL="0" distR="0" wp14:anchorId="62F7AA21" wp14:editId="40DA3AA4">
             <wp:extent cx="5274310" cy="2832735"/>
@@ -410,7 +463,7 @@
                     <pic:cNvPicPr/>
                   </pic:nvPicPr>
                   <pic:blipFill>
-                    <a:blip r:embed="rId10"/>
+                    <a:blip r:embed="rId11"/>
                     <a:stretch>
                       <a:fillRect/>
                     </a:stretch>
@@ -434,6 +487,9 @@
     <w:p>
       <w:pPr>
         <w:pStyle w:val="2"/>
+        <w:rPr>
+          <w:rFonts w:hint="eastAsia"/>
+        </w:rPr>
       </w:pPr>
       <w:r>
         <w:rPr>
@@ -445,6 +501,9 @@
     <w:p>
       <w:pPr>
         <w:pStyle w:val="3"/>
+        <w:rPr>
+          <w:rFonts w:hint="eastAsia"/>
+        </w:rPr>
       </w:pPr>
       <w:r>
         <w:rPr>
@@ -454,6 +513,11 @@
       </w:r>
     </w:p>
     <w:p>
+      <w:pPr>
+        <w:rPr>
+          <w:rFonts w:hint="eastAsia"/>
+        </w:rPr>
+      </w:pPr>
       <w:r>
         <w:rPr>
           <w:rFonts w:hint="eastAsia"/>
@@ -462,15 +526,24 @@
       </w:r>
     </w:p>
     <w:p>
-      <w:r>
-        <w:rPr>
-          <w:rFonts w:hint="eastAsia"/>
-        </w:rPr>
-        <w:lastRenderedPageBreak/>
+      <w:pPr>
+        <w:rPr>
+          <w:rFonts w:hint="eastAsia"/>
+        </w:rPr>
+      </w:pPr>
+      <w:r>
+        <w:rPr>
+          <w:rFonts w:hint="eastAsia"/>
+        </w:rPr>
         <w:t>Error: listen tcp 127.0.0.1:29401: bind: An attempt was made to access a socket in a way forbidden by its access permissions.</w:t>
       </w:r>
     </w:p>
     <w:p>
+      <w:pPr>
+        <w:rPr>
+          <w:rFonts w:hint="eastAsia"/>
+        </w:rPr>
+      </w:pPr>
       <w:r>
         <w:rPr>
           <w:rFonts w:hint="eastAsia"/>
@@ -551,7 +624,7 @@
                     <pic:cNvPicPr/>
                   </pic:nvPicPr>
                   <pic:blipFill>
-                    <a:blip r:embed="rId11"/>
+                    <a:blip r:embed="rId12"/>
                     <a:stretch>
                       <a:fillRect/>
                     </a:stretch>
@@ -679,7 +752,6 @@
         <w:rPr>
           <w:noProof/>
         </w:rPr>
-        <w:lastRenderedPageBreak/>
         <w:drawing>
           <wp:inline distT="0" distB="0" distL="0" distR="0" wp14:anchorId="7F952AAB" wp14:editId="16497348">
             <wp:extent cx="5274310" cy="3143885"/>
@@ -696,7 +768,7 @@
                     <pic:cNvPicPr/>
                   </pic:nvPicPr>
                   <pic:blipFill>
-                    <a:blip r:embed="rId12"/>
+                    <a:blip r:embed="rId13"/>
                     <a:stretch>
                       <a:fillRect/>
                     </a:stretch>
@@ -793,6 +865,7 @@
         <w:rPr>
           <w:noProof/>
         </w:rPr>
+        <w:lastRenderedPageBreak/>
         <w:drawing>
           <wp:inline distT="0" distB="0" distL="0" distR="0" wp14:anchorId="145E89A8" wp14:editId="4A950F40">
             <wp:extent cx="4461510" cy="2374709"/>
@@ -809,7 +882,7 @@
                     <pic:cNvPicPr/>
                   </pic:nvPicPr>
                   <pic:blipFill>
-                    <a:blip r:embed="rId13"/>
+                    <a:blip r:embed="rId14"/>
                     <a:stretch>
                       <a:fillRect/>
                     </a:stretch>
@@ -910,7 +983,6 @@
         <w:rPr>
           <w:rFonts w:hint="eastAsia"/>
         </w:rPr>
-        <w:lastRenderedPageBreak/>
         <w:t>打开“考勤系统”文件夹下的“</w:t>
       </w:r>
       <w:r>
@@ -971,7 +1043,7 @@
                     <pic:cNvPicPr/>
                   </pic:nvPicPr>
                   <pic:blipFill>
-                    <a:blip r:embed="rId14"/>
+                    <a:blip r:embed="rId15"/>
                     <a:stretch>
                       <a:fillRect/>
                     </a:stretch>
